--- a/policies/build/preview_hco/HCO.ROM.3_v2_preview.docx
+++ b/policies/build/preview_hco/HCO.ROM.3_v2_preview.docx
@@ -773,7 +773,7 @@
           <w:sz w:val="22"/>
           <w:szCs w:val="22"/>
         </w:rPr>
-        <w:t xml:space="preserve">Boundaries: do not copy SHCO equivalent-chapter wording. Do not overwrite HCO AAC, COP, MOM, PRE, IPC or PSQ policies. Spell out abbreviations on first use in training materials. OE counts/levels/asterisks stay with the official portal Standards PDF. Method notes come from the Guidebook Interpretation paragraphs (scanned PDF md5 2c4489ee98de4ae9b49cba168ea9f42a).</w:t>
+        <w:t xml:space="preserve">Boundaries: do not overwrite HCO AAC, COP, MOM, PRE, IPC or PSQ policies. Spell out abbreviations on first use in training materials. OE counts/levels/asterisks stay with the official portal Standards PDF. Method notes come from the Guidebook Interpretation paragraphs (scanned PDF md5 2c4489ee98de4ae9b49cba168ea9f42a).</w:t>
       </w:r>
     </w:p>
     <w:p>
@@ -827,7 +827,7 @@
           <w:sz w:val="22"/>
           <w:szCs w:val="22"/>
         </w:rPr>
-        <w:t xml:space="preserve">1. Do not skip: Those responsible for governance address the organisation’s sustainability programme in terms of Environmen...</w:t>
+        <w:t xml:space="preserve">1. Do not skip: Those responsible for governance address the organisation’s sustainability programme in terms of Environment...</w:t>
       </w:r>
     </w:p>
     <w:p>
@@ -887,7 +887,7 @@
           <w:sz w:val="22"/>
           <w:szCs w:val="22"/>
         </w:rPr>
-        <w:t xml:space="preserve">6. Do not skip: Hospitals shall encourage employees to use common / public transportation to reduce the environmental impac...</w:t>
+        <w:t xml:space="preserve">6. Do not skip: Hospitals shall encourage employees to use common / public transportation to reduce the environmental impact...</w:t>
       </w:r>
     </w:p>
     <w:p>
@@ -899,7 +899,7 @@
           <w:sz w:val="22"/>
           <w:szCs w:val="22"/>
         </w:rPr>
-        <w:t xml:space="preserve">7. Do not skip: The organisation ensures financial sustainability of the hospital by balancing the financial aspects of hea...</w:t>
+        <w:t xml:space="preserve">7. Do not skip: The organisation ensures financial sustainability of the hospital by balancing the financial aspects of...</w:t>
       </w:r>
     </w:p>
     <w:p>
@@ -929,7 +929,7 @@
         <w:spacing w:after="100" w:before="220"/>
       </w:pPr>
       <w:r>
-        <w:t xml:space="preserve">5.1 Those responsible for governance address the organisation’s sustainab...</w:t>
+        <w:t xml:space="preserve">5.1 Those responsible for governance address the organisation’s...</w:t>
       </w:r>
     </w:p>
     <w:p>
@@ -974,7 +974,7 @@
         <w:spacing w:after="100" w:before="220"/>
       </w:pPr>
       <w:r>
-        <w:t xml:space="preserve">5.2 The organisation takes initiatives towards an energy-efficient and en...</w:t>
+        <w:t xml:space="preserve">5.2 The organisation takes initiatives towards an energy-efficient and...</w:t>
       </w:r>
     </w:p>
     <w:p>
@@ -1031,7 +1031,7 @@
         <w:spacing w:after="100" w:before="220"/>
       </w:pPr>
       <w:r>
-        <w:t xml:space="preserve">5.3 Those responsible for governance address the organisations social res...</w:t>
+        <w:t xml:space="preserve">5.3 Those responsible for governance address the organisations social...</w:t>
       </w:r>
     </w:p>
     <w:p>
@@ -1166,7 +1166,7 @@
         <w:spacing w:after="100" w:before="220"/>
       </w:pPr>
       <w:r>
-        <w:t xml:space="preserve">5.6 Hospitals shall encourage employees to use common / public transporta...</w:t>
+        <w:t xml:space="preserve">5.6 Hospitals shall encourage employees to use common / public...</w:t>
       </w:r>
     </w:p>
     <w:p>
@@ -1211,7 +1211,7 @@
         <w:spacing w:after="100" w:before="220"/>
       </w:pPr>
       <w:r>
-        <w:t xml:space="preserve">5.7 The organisation ensures financial sustainability of the hospital by ...</w:t>
+        <w:t xml:space="preserve">5.7 The organisation ensures financial sustainability of the hospital by...</w:t>
       </w:r>
     </w:p>
     <w:p>
@@ -1257,6 +1257,20 @@
       </w:pPr>
       <w:r>
         <w:t xml:space="preserve">6. Governance and responsibility</w:t>
+      </w:r>
+    </w:p>
+    <w:p>
+      <w:pPr>
+        <w:spacing w:after="20" w:before="100"/>
+      </w:pPr>
+      <w:r>
+        <w:rPr>
+          <w:b/>
+          <w:bCs/>
+          <w:sz w:val="22"/>
+          <w:szCs w:val="22"/>
+        </w:rPr>
+        <w:t xml:space="preserve">Medical Superintendent</w:t>
       </w:r>
     </w:p>
     <w:p>
@@ -1273,7 +1287,7 @@
           <w:sz w:val="22"/>
           <w:szCs w:val="22"/>
         </w:rPr>
-        <w:t xml:space="preserve">Medical Superintendent</w:t>
+        <w:t xml:space="preserve">Accountable that ROM.3 is resourced and followed.</w:t>
       </w:r>
     </w:p>
     <w:p>
@@ -1290,7 +1304,21 @@
           <w:sz w:val="22"/>
           <w:szCs w:val="22"/>
         </w:rPr>
-        <w:t xml:space="preserve">Accountable that ROM.3 is resourced and followed.</w:t>
+        <w:t xml:space="preserve">Acts as the person heading the organisation unless «those responsible for governance» have appointed another leader.</w:t>
+      </w:r>
+    </w:p>
+    <w:p>
+      <w:pPr>
+        <w:spacing w:after="20" w:before="100"/>
+      </w:pPr>
+      <w:r>
+        <w:rPr>
+          <w:b/>
+          <w:bCs/>
+          <w:sz w:val="22"/>
+          <w:szCs w:val="22"/>
+        </w:rPr>
+        <w:t xml:space="preserve">Medical Superintendent</w:t>
       </w:r>
     </w:p>
     <w:p>
@@ -1307,7 +1335,21 @@
           <w:sz w:val="22"/>
           <w:szCs w:val="22"/>
         </w:rPr>
-        <w:t xml:space="preserve">Acts as the person heading the organisation unless «those responsible for governance» have appointed another leader.</w:t>
+        <w:t xml:space="preserve">Owns day-to-day implementation and records for this standard.</w:t>
+      </w:r>
+    </w:p>
+    <w:p>
+      <w:pPr>
+        <w:spacing w:after="20" w:before="100"/>
+      </w:pPr>
+      <w:r>
+        <w:rPr>
+          <w:b/>
+          <w:bCs/>
+          <w:sz w:val="22"/>
+          <w:szCs w:val="22"/>
+        </w:rPr>
+        <w:t xml:space="preserve">those responsible for governance</w:t>
       </w:r>
     </w:p>
     <w:p>
@@ -1324,7 +1366,21 @@
           <w:sz w:val="22"/>
           <w:szCs w:val="22"/>
         </w:rPr>
-        <w:t xml:space="preserve">Medical Superintendent</w:t>
+        <w:t xml:space="preserve">Hold the duties ROM.1 assigns to the governing entity.</w:t>
+      </w:r>
+    </w:p>
+    <w:p>
+      <w:pPr>
+        <w:spacing w:after="20" w:before="100"/>
+      </w:pPr>
+      <w:r>
+        <w:rPr>
+          <w:b/>
+          <w:bCs/>
+          <w:sz w:val="22"/>
+          <w:szCs w:val="22"/>
+        </w:rPr>
+        <w:t xml:space="preserve">Quality Coordinator</w:t>
       </w:r>
     </w:p>
     <w:p>
@@ -1341,7 +1397,21 @@
           <w:sz w:val="22"/>
           <w:szCs w:val="22"/>
         </w:rPr>
-        <w:t xml:space="preserve">Owns day-to-day implementation and records for this standard.</w:t>
+        <w:t xml:space="preserve">Audits this policy «quarterly»; holds training acknowledgements; supports dashboards and committee reviews as this standard requires.</w:t>
+      </w:r>
+    </w:p>
+    <w:p>
+      <w:pPr>
+        <w:spacing w:after="20" w:before="100"/>
+      </w:pPr>
+      <w:r>
+        <w:rPr>
+          <w:b/>
+          <w:bCs/>
+          <w:sz w:val="22"/>
+          <w:szCs w:val="22"/>
+        </w:rPr>
+        <w:t xml:space="preserve">departmental leaders</w:t>
       </w:r>
     </w:p>
     <w:p>
@@ -1358,7 +1428,28 @@
           <w:sz w:val="22"/>
           <w:szCs w:val="22"/>
         </w:rPr>
-        <w:t xml:space="preserve">those responsible for governance</w:t>
+        <w:t xml:space="preserve">Run the department-level duties this standard names.</w:t>
+      </w:r>
+    </w:p>
+    <w:p>
+      <w:pPr>
+        <w:pStyle w:val="Heading1"/>
+        <w:spacing w:after="120" w:before="280"/>
+      </w:pPr>
+      <w:r>
+        <w:t xml:space="preserve">7. Quality monitoring (RCA → CAPA)</w:t>
+      </w:r>
+    </w:p>
+    <w:p>
+      <w:pPr>
+        <w:spacing w:after="140"/>
+      </w:pPr>
+      <w:r>
+        <w:rPr>
+          <w:sz w:val="22"/>
+          <w:szCs w:val="22"/>
+        </w:rPr>
+        <w:t xml:space="preserve">The Quality Coordinator audits this policy «quarterly». The audit reviews:</w:t>
       </w:r>
     </w:p>
     <w:p>
@@ -1375,7 +1466,7 @@
           <w:sz w:val="22"/>
           <w:szCs w:val="22"/>
         </w:rPr>
-        <w:t xml:space="preserve">Hold the duties ROM.1 assigns to the governing entity.</w:t>
+        <w:t xml:space="preserve">Records for a sample of this standard's objective elements, checked against the What-we-do steps.</w:t>
       </w:r>
     </w:p>
     <w:p>
@@ -1392,7 +1483,7 @@
           <w:sz w:val="22"/>
           <w:szCs w:val="22"/>
         </w:rPr>
-        <w:t xml:space="preserve">Quality Coordinator</w:t>
+        <w:t xml:space="preserve">Documentary evidence is on file for each asterisked objective element in the sample.</w:t>
       </w:r>
     </w:p>
     <w:p>
@@ -1409,142 +1500,19 @@
           <w:sz w:val="22"/>
           <w:szCs w:val="22"/>
         </w:rPr>
-        <w:t xml:space="preserve">Audits this policy «quarterly»; holds training acknowledgements; supports dashboards and committee reviews as this standard requires.</w:t>
-      </w:r>
-    </w:p>
-    <w:p>
-      <w:pPr>
-        <w:pStyle w:val="ListParagraph"/>
-        <w:numPr>
-          <w:ilvl w:val="0"/>
-          <w:numId w:val="1"/>
-        </w:numPr>
-        <w:spacing w:after="60"/>
-      </w:pPr>
-      <w:r>
-        <w:rPr>
-          <w:sz w:val="22"/>
-          <w:szCs w:val="22"/>
-        </w:rPr>
-        <w:t xml:space="preserve">departmental leaders</w:t>
-      </w:r>
-    </w:p>
-    <w:p>
-      <w:pPr>
-        <w:pStyle w:val="ListParagraph"/>
-        <w:numPr>
-          <w:ilvl w:val="0"/>
-          <w:numId w:val="1"/>
-        </w:numPr>
-        <w:spacing w:after="60"/>
-      </w:pPr>
-      <w:r>
-        <w:rPr>
-          <w:sz w:val="22"/>
-          <w:szCs w:val="22"/>
-        </w:rPr>
-        <w:t xml:space="preserve">Run the department-level duties this standard names.</w:t>
-      </w:r>
-    </w:p>
-    <w:p>
-      <w:pPr>
-        <w:pStyle w:val="Heading1"/>
-        <w:spacing w:after="120" w:before="280"/>
-      </w:pPr>
-      <w:r>
-        <w:t xml:space="preserve">7. Quality monitoring (RCA → CAPA)</w:t>
-      </w:r>
-    </w:p>
-    <w:p>
-      <w:pPr>
-        <w:spacing w:after="140"/>
-      </w:pPr>
-      <w:r>
-        <w:rPr>
-          <w:sz w:val="22"/>
-          <w:szCs w:val="22"/>
-        </w:rPr>
-        <w:t xml:space="preserve">The Quality Coordinator audits this policy «quarterly».</w:t>
-      </w:r>
-    </w:p>
-    <w:p>
-      <w:pPr>
-        <w:spacing w:after="140"/>
-      </w:pPr>
-      <w:r>
-        <w:rPr>
-          <w:sz w:val="22"/>
-          <w:szCs w:val="22"/>
-        </w:rPr>
-        <w:t xml:space="preserve">What is monitored each quarter:</w:t>
-      </w:r>
-    </w:p>
-    <w:p>
-      <w:pPr>
-        <w:pStyle w:val="ListParagraph"/>
-        <w:numPr>
-          <w:ilvl w:val="0"/>
-          <w:numId w:val="1"/>
-        </w:numPr>
-        <w:spacing w:after="60"/>
-      </w:pPr>
-      <w:r>
-        <w:rPr>
-          <w:sz w:val="22"/>
-          <w:szCs w:val="22"/>
-        </w:rPr>
-        <w:t xml:space="preserve">Sample of records for each OE ROM.3.a–g.</w:t>
-      </w:r>
-    </w:p>
-    <w:p>
-      <w:pPr>
-        <w:pStyle w:val="ListParagraph"/>
-        <w:numPr>
-          <w:ilvl w:val="0"/>
-          <w:numId w:val="1"/>
-        </w:numPr>
-        <w:spacing w:after="60"/>
-      </w:pPr>
-      <w:r>
-        <w:rPr>
-          <w:sz w:val="22"/>
-          <w:szCs w:val="22"/>
-        </w:rPr>
-        <w:t xml:space="preserve">Asterisked elements (b) have document evidence as required.</w:t>
-      </w:r>
-    </w:p>
-    <w:p>
-      <w:pPr>
-        <w:pStyle w:val="ListParagraph"/>
-        <w:numPr>
-          <w:ilvl w:val="0"/>
-          <w:numId w:val="1"/>
-        </w:numPr>
-        <w:spacing w:after="60"/>
-      </w:pPr>
-      <w:r>
-        <w:rPr>
-          <w:sz w:val="22"/>
-          <w:szCs w:val="22"/>
-        </w:rPr>
-        <w:t xml:space="preserve">CORE elements (none) show no critical gaps in the sample.</w:t>
-      </w:r>
-    </w:p>
-    <w:p>
-      <w:pPr>
-        <w:pStyle w:val="ListParagraph"/>
-        <w:numPr>
-          <w:ilvl w:val="0"/>
-          <w:numId w:val="1"/>
-        </w:numPr>
-        <w:spacing w:after="60"/>
-      </w:pPr>
-      <w:r>
-        <w:rPr>
-          <w:sz w:val="22"/>
-          <w:szCs w:val="22"/>
-        </w:rPr>
         <w:t xml:space="preserve">Stop-work events (if any) are logged with outcome.</w:t>
+      </w:r>
+    </w:p>
+    <w:p>
+      <w:pPr>
+        <w:spacing w:after="140"/>
+      </w:pPr>
+      <w:r>
+        <w:rPr>
+          <w:sz w:val="22"/>
+          <w:szCs w:val="22"/>
+        </w:rPr>
+        <w:t xml:space="preserve">Root-cause analysis is required when a gap found in this audit remains open beyond «90 days».</w:t>
       </w:r>
     </w:p>
     <w:p>
@@ -3285,7 +3253,7 @@
           <w:sz w:val="22"/>
           <w:szCs w:val="22"/>
         </w:rPr>
-        <w:t xml:space="preserve">Records showing ROM.3.a was followed for sampled cases.</w:t>
+        <w:t xml:space="preserve">Written ESG (Environment, Social and Governance) sustainability programme with a named owner.</w:t>
       </w:r>
     </w:p>
     <w:p>
@@ -3302,7 +3270,7 @@
           <w:sz w:val="22"/>
           <w:szCs w:val="22"/>
         </w:rPr>
-        <w:t xml:space="preserve">Written guidance / protocol referenced for this element (where required).</w:t>
+        <w:t xml:space="preserve">Governance-meeting agenda or minutes tabling the programme.</w:t>
       </w:r>
     </w:p>
     <w:p>
@@ -3319,7 +3287,7 @@
           <w:sz w:val="22"/>
           <w:szCs w:val="22"/>
         </w:rPr>
-        <w:t xml:space="preserve">Audit sample notes for ROM.3.a reviewed «quarterly».</w:t>
+        <w:t xml:space="preserve">Annual review record of the programme.</w:t>
       </w:r>
     </w:p>
     <w:p>
@@ -3345,7 +3313,7 @@
           <w:sz w:val="22"/>
           <w:szCs w:val="22"/>
         </w:rPr>
-        <w:t xml:space="preserve">Records showing ROM.3.b was followed for sampled cases.</w:t>
+        <w:t xml:space="preserve">Dated log of energy-efficiency and environmental initiatives and their results.</w:t>
       </w:r>
     </w:p>
     <w:p>
@@ -3362,7 +3330,7 @@
           <w:sz w:val="22"/>
           <w:szCs w:val="22"/>
         </w:rPr>
-        <w:t xml:space="preserve">Written guidance / protocol referenced for this element (where required).</w:t>
+        <w:t xml:space="preserve">Cross-reference to the ESG/engineering file (FMS owns the engineering controls; this is the initiative record).</w:t>
       </w:r>
     </w:p>
     <w:p>
@@ -3379,7 +3347,16 @@
           <w:sz w:val="22"/>
           <w:szCs w:val="22"/>
         </w:rPr>
-        <w:t xml:space="preserve">Audit sample notes for ROM.3.b reviewed «quarterly».</w:t>
+        <w:t xml:space="preserve">Before/after data or savings evidence where available.</w:t>
+      </w:r>
+    </w:p>
+    <w:p>
+      <w:pPr>
+        <w:pStyle w:val="Heading2"/>
+        <w:spacing w:after="100" w:before="220"/>
+      </w:pPr>
+      <w:r>
+        <w:t xml:space="preserve">ROM.3.c — Those responsible for governance address the organisations social responsibility.</w:t>
       </w:r>
     </w:p>
     <w:p>
@@ -3396,16 +3373,7 @@
           <w:sz w:val="22"/>
           <w:szCs w:val="22"/>
         </w:rPr>
-        <w:t xml:space="preserve">Documented evidence specifically required by the asterisked objective element.</w:t>
-      </w:r>
-    </w:p>
-    <w:p>
-      <w:pPr>
-        <w:pStyle w:val="Heading2"/>
-        <w:spacing w:after="100" w:before="220"/>
-      </w:pPr>
-      <w:r>
-        <w:t xml:space="preserve">ROM.3.c — Those responsible for governance address the organisations social responsibility.</w:t>
+        <w:t xml:space="preserve">Documented social-responsibility programme (community access, charity care, local health initiatives).</w:t>
       </w:r>
     </w:p>
     <w:p>
@@ -3422,7 +3390,7 @@
           <w:sz w:val="22"/>
           <w:szCs w:val="22"/>
         </w:rPr>
-        <w:t xml:space="preserve">Records showing ROM.3.c was followed for sampled cases.</w:t>
+        <w:t xml:space="preserve">Annual activity report for the programme.</w:t>
       </w:r>
     </w:p>
     <w:p>
@@ -3439,7 +3407,16 @@
           <w:sz w:val="22"/>
           <w:szCs w:val="22"/>
         </w:rPr>
-        <w:t xml:space="preserve">Written guidance / protocol referenced for this element (where required).</w:t>
+        <w:t xml:space="preserve">Governance minutes noting the programme.</w:t>
+      </w:r>
+    </w:p>
+    <w:p>
+      <w:pPr>
+        <w:pStyle w:val="Heading2"/>
+        <w:spacing w:after="100" w:before="220"/>
+      </w:pPr>
+      <w:r>
+        <w:t xml:space="preserve">ROM.3.d — Staff well-being is promoted.</w:t>
       </w:r>
     </w:p>
     <w:p>
@@ -3456,16 +3433,7 @@
           <w:sz w:val="22"/>
           <w:szCs w:val="22"/>
         </w:rPr>
-        <w:t xml:space="preserve">Audit sample notes for ROM.3.c reviewed «quarterly».</w:t>
-      </w:r>
-    </w:p>
-    <w:p>
-      <w:pPr>
-        <w:pStyle w:val="Heading2"/>
-        <w:spacing w:after="100" w:before="220"/>
-      </w:pPr>
-      <w:r>
-        <w:t xml:space="preserve">ROM.3.d — Staff well-being is promoted.</w:t>
+        <w:t xml:space="preserve">Documented work-hour monitoring method for staff.</w:t>
       </w:r>
     </w:p>
     <w:p>
@@ -3482,7 +3450,7 @@
           <w:sz w:val="22"/>
           <w:szCs w:val="22"/>
         </w:rPr>
-        <w:t xml:space="preserve">Records showing ROM.3.d was followed for sampled cases.</w:t>
+        <w:t xml:space="preserve">Record of healthy-lifestyle support and scheduled-break arrangements.</w:t>
       </w:r>
     </w:p>
     <w:p>
@@ -3499,7 +3467,16 @@
           <w:sz w:val="22"/>
           <w:szCs w:val="22"/>
         </w:rPr>
-        <w:t xml:space="preserve">Written guidance / protocol referenced for this element (where required).</w:t>
+        <w:t xml:space="preserve">Record of the channel for raising workload concerns and any concerns logged through it.</w:t>
+      </w:r>
+    </w:p>
+    <w:p>
+      <w:pPr>
+        <w:pStyle w:val="Heading2"/>
+        <w:spacing w:after="100" w:before="220"/>
+      </w:pPr>
+      <w:r>
+        <w:t xml:space="preserve">ROM.3.e — The organisation follows sustainable procurement practices.</w:t>
       </w:r>
     </w:p>
     <w:p>
@@ -3516,16 +3493,7 @@
           <w:sz w:val="22"/>
           <w:szCs w:val="22"/>
         </w:rPr>
-        <w:t xml:space="preserve">Audit sample notes for ROM.3.d reviewed «quarterly».</w:t>
-      </w:r>
-    </w:p>
-    <w:p>
-      <w:pPr>
-        <w:pStyle w:val="Heading2"/>
-        <w:spacing w:after="100" w:before="220"/>
-      </w:pPr>
-      <w:r>
-        <w:t xml:space="preserve">ROM.3.e — The organisation follows sustainable procurement practices.</w:t>
+        <w:t xml:space="preserve">Purchase policy naming environmental and social tender criteria.</w:t>
       </w:r>
     </w:p>
     <w:p>
@@ -3542,7 +3510,7 @@
           <w:sz w:val="22"/>
           <w:szCs w:val="22"/>
         </w:rPr>
-        <w:t xml:space="preserve">Records showing ROM.3.e was followed for sampled cases.</w:t>
+        <w:t xml:space="preserve">Completed procurement file showing those criteria were applied.</w:t>
       </w:r>
     </w:p>
     <w:p>
@@ -3559,7 +3527,16 @@
           <w:sz w:val="22"/>
           <w:szCs w:val="22"/>
         </w:rPr>
-        <w:t xml:space="preserve">Written guidance / protocol referenced for this element (where required).</w:t>
+        <w:t xml:space="preserve">At least one tender evaluation reflecting the sustainable-procurement criteria.</w:t>
+      </w:r>
+    </w:p>
+    <w:p>
+      <w:pPr>
+        <w:pStyle w:val="Heading2"/>
+        <w:spacing w:after="100" w:before="220"/>
+      </w:pPr>
+      <w:r>
+        <w:t xml:space="preserve">ROM.3.f — Hospitals shall encourage employees to use common / public transportation to reduce the environmental impact of commuting and carbon footprint.</w:t>
       </w:r>
     </w:p>
     <w:p>
@@ -3576,16 +3553,7 @@
           <w:sz w:val="22"/>
           <w:szCs w:val="22"/>
         </w:rPr>
-        <w:t xml:space="preserve">Audit sample notes for ROM.3.e reviewed «quarterly».</w:t>
-      </w:r>
-    </w:p>
-    <w:p>
-      <w:pPr>
-        <w:pStyle w:val="Heading2"/>
-        <w:spacing w:after="100" w:before="220"/>
-      </w:pPr>
-      <w:r>
-        <w:t xml:space="preserve">ROM.3.f — Hospitals shall encourage employees to use common / public transportation to reduce the environmental impact of commuting and carbon footprint.</w:t>
+        <w:t xml:space="preserve">Current staff communication promoting common or public transport for commuting.</w:t>
       </w:r>
     </w:p>
     <w:p>
@@ -3602,7 +3570,7 @@
           <w:sz w:val="22"/>
           <w:szCs w:val="22"/>
         </w:rPr>
-        <w:t xml:space="preserve">Records showing ROM.3.f was followed for sampled cases.</w:t>
+        <w:t xml:space="preserve">Documentation of any incentive scheme offered.</w:t>
       </w:r>
     </w:p>
     <w:p>
@@ -3619,7 +3587,16 @@
           <w:sz w:val="22"/>
           <w:szCs w:val="22"/>
         </w:rPr>
-        <w:t xml:space="preserve">Written guidance / protocol referenced for this element (where required).</w:t>
+        <w:t xml:space="preserve">Record that the offer was communicated to staff (not that every staff member complied).</w:t>
+      </w:r>
+    </w:p>
+    <w:p>
+      <w:pPr>
+        <w:pStyle w:val="Heading2"/>
+        <w:spacing w:after="100" w:before="220"/>
+      </w:pPr>
+      <w:r>
+        <w:t xml:space="preserve">ROM.3.g — The organisation ensures financial sustainability of the hospital by balancing the financial aspects of healthcare delivery.</w:t>
       </w:r>
     </w:p>
     <w:p>
@@ -3636,16 +3613,7 @@
           <w:sz w:val="22"/>
           <w:szCs w:val="22"/>
         </w:rPr>
-        <w:t xml:space="preserve">Audit sample notes for ROM.3.f reviewed «quarterly».</w:t>
-      </w:r>
-    </w:p>
-    <w:p>
-      <w:pPr>
-        <w:pStyle w:val="Heading2"/>
-        <w:spacing w:after="100" w:before="220"/>
-      </w:pPr>
-      <w:r>
-        <w:t xml:space="preserve">ROM.3.g — The organisation ensures financial sustainability of the hospital by balancing the financial aspects of healthcare delivery.</w:t>
+        <w:t xml:space="preserve">Budget-versus-actual review document.</w:t>
       </w:r>
     </w:p>
     <w:p>
@@ -3662,7 +3630,7 @@
           <w:sz w:val="22"/>
           <w:szCs w:val="22"/>
         </w:rPr>
-        <w:t xml:space="preserve">Records showing ROM.3.g was followed for sampled cases.</w:t>
+        <w:t xml:space="preserve">Record of cash and credit discipline for the period.</w:t>
       </w:r>
     </w:p>
     <w:p>
@@ -3679,24 +3647,7 @@
           <w:sz w:val="22"/>
           <w:szCs w:val="22"/>
         </w:rPr>
-        <w:t xml:space="preserve">Written guidance / protocol referenced for this element (where required).</w:t>
-      </w:r>
-    </w:p>
-    <w:p>
-      <w:pPr>
-        <w:pStyle w:val="ListParagraph"/>
-        <w:numPr>
-          <w:ilvl w:val="0"/>
-          <w:numId w:val="1"/>
-        </w:numPr>
-        <w:spacing w:after="60"/>
-      </w:pPr>
-      <w:r>
-        <w:rPr>
-          <w:sz w:val="22"/>
-          <w:szCs w:val="22"/>
-        </w:rPr>
-        <w:t xml:space="preserve">Audit sample notes for ROM.3.g reviewed «quarterly».</w:t>
+        <w:t xml:space="preserve">Annual financial-sustainability view tabled to governance.</w:t>
       </w:r>
     </w:p>
     <w:p>

--- a/policies/build/preview_hco/HCO.ROM.3_v2_preview.docx
+++ b/policies/build/preview_hco/HCO.ROM.3_v2_preview.docx
@@ -692,7 +692,7 @@
           <w:sz w:val="22"/>
           <w:szCs w:val="22"/>
         </w:rPr>
-        <w:t xml:space="preserve">It covers objective elements ROM.3.a–g (7 elements).</w:t>
+        <w:t xml:space="preserve">This policy covers all 7 requirements under this standard, listed in detail below.</w:t>
       </w:r>
     </w:p>
     <w:p>
@@ -716,7 +716,7 @@
           <w:sz w:val="22"/>
           <w:szCs w:val="22"/>
         </w:rPr>
-        <w:t xml:space="preserve">This policy owns ROM.3. Related AAC, COP, MOM, PRE, IPC and PSQ duties stay with those policies — cross-reference only. Other ROM standards stay with their own policies.</w:t>
+        <w:t xml:space="preserve">This policy covers sustainability, social responsibility and staff well-being specifically. Related duties — like patient assessment, clinical care, medication management, patient rights, infection control, or quality and safety monitoring — are covered in the hospital's other policies, not repeated here. Other ROM standards stay with their own policies.</w:t>
       </w:r>
     </w:p>
     <w:p>
@@ -761,19 +761,19 @@
           <w:sz w:val="22"/>
           <w:szCs w:val="22"/>
         </w:rPr>
-        <w:t xml:space="preserve">It covers 7 objective elements (ROM.3.a, ROM.3.b, ROM.3.c, ROM.3.d, ROM.3.e, ROM.3.f, ROM.3.g).</w:t>
-      </w:r>
-    </w:p>
-    <w:p>
-      <w:pPr>
-        <w:spacing w:after="140"/>
-      </w:pPr>
-      <w:r>
-        <w:rPr>
-          <w:sz w:val="22"/>
-          <w:szCs w:val="22"/>
-        </w:rPr>
-        <w:t xml:space="preserve">Boundaries: do not overwrite HCO AAC, COP, MOM, PRE, IPC or PSQ policies. Spell out abbreviations on first use in training materials. OE counts/levels/asterisks stay with the official portal Standards PDF. Method notes come from the Guidebook Interpretation paragraphs (scanned PDF md5 2c4489ee98de4ae9b49cba168ea9f42a).</w:t>
+        <w:t xml:space="preserve">This policy covers all 7 requirements under this standard, listed in detail below.</w:t>
+      </w:r>
+    </w:p>
+    <w:p>
+      <w:pPr>
+        <w:spacing w:after="140"/>
+      </w:pPr>
+      <w:r>
+        <w:rPr>
+          <w:sz w:val="22"/>
+          <w:szCs w:val="22"/>
+        </w:rPr>
+        <w:t xml:space="preserve">This policy covers sustainability, social responsibility and staff well-being specifically. Related duties — like patient assessment, clinical care, medication management, patient rights, infection control, or quality and safety monitoring — are covered in the hospital's other policies, not repeated here. Spell out abbreviations on first use in training materials. OE counts/levels/asterisks stay with the official portal Standards PDF. Method notes come from the Guidebook Interpretation paragraphs (scanned PDF md5 2c4489ee98de4ae9b49cba168ea9f42a).</w:t>
       </w:r>
     </w:p>
     <w:p>
